--- a/link_eshopworld/Documentation/eShopWorld_SFCC_Integration_Guide_v26.3.0.docx
+++ b/link_eshopworld/Documentation/eShopWorld_SFCC_Integration_Guide_v26.3.0.docx
@@ -15648,7 +15648,7 @@
           <w:szCs w:val="20"/>
         </w:rPr>
         <w:drawing>
-          <wp:inline distT="0" distB="0" distL="0" distR="0" wp14:anchorId="76F4A10F" wp14:editId="0EA37694">
+          <wp:inline distT="0" distB="0" distL="0" distR="0" wp14:anchorId="76F4A10F" wp14:editId="14D8DA38">
             <wp:extent cx="6296025" cy="1896110"/>
             <wp:effectExtent l="0" t="0" r="9525" b="8890"/>
             <wp:docPr id="33" name="Picture 33" descr="Graphical user interface, application, Teams&#10;&#10;Description automatically generated"/>
@@ -17253,7 +17253,23 @@
                 <w:sz w:val="20"/>
                 <w:szCs w:val="20"/>
               </w:rPr>
-              <w:t>Timeout: 30 sec</w:t>
+              <w:t xml:space="preserve">Timeout: </w:t>
+            </w:r>
+            <w:r>
+              <w:rPr>
+                <w:rFonts w:cs="Arial"/>
+                <w:sz w:val="20"/>
+                <w:szCs w:val="20"/>
+              </w:rPr>
+              <w:t>10</w:t>
+            </w:r>
+            <w:r>
+              <w:rPr>
+                <w:rFonts w:cs="Arial"/>
+                <w:sz w:val="20"/>
+                <w:szCs w:val="20"/>
+              </w:rPr>
+              <w:t xml:space="preserve"> sec</w:t>
             </w:r>
           </w:p>
           <w:p>
@@ -17272,7 +17288,23 @@
                 <w:sz w:val="20"/>
                 <w:szCs w:val="20"/>
               </w:rPr>
-              <w:t>Circuit Breaker: 20 calls</w:t>
+              <w:t xml:space="preserve">Circuit Breaker: </w:t>
+            </w:r>
+            <w:r>
+              <w:rPr>
+                <w:rFonts w:cs="Arial"/>
+                <w:sz w:val="20"/>
+                <w:szCs w:val="20"/>
+              </w:rPr>
+              <w:t>5</w:t>
+            </w:r>
+            <w:r>
+              <w:rPr>
+                <w:rFonts w:cs="Arial"/>
+                <w:sz w:val="20"/>
+                <w:szCs w:val="20"/>
+              </w:rPr>
+              <w:t xml:space="preserve"> calls</w:t>
             </w:r>
           </w:p>
           <w:p>
@@ -17291,7 +17323,23 @@
                 <w:sz w:val="20"/>
                 <w:szCs w:val="20"/>
               </w:rPr>
-              <w:t>Circuit Breaker Interval: 50 sec</w:t>
+              <w:t xml:space="preserve">Circuit Breaker Interval: </w:t>
+            </w:r>
+            <w:r>
+              <w:rPr>
+                <w:rFonts w:cs="Arial"/>
+                <w:sz w:val="20"/>
+                <w:szCs w:val="20"/>
+              </w:rPr>
+              <w:t>60</w:t>
+            </w:r>
+            <w:r>
+              <w:rPr>
+                <w:rFonts w:cs="Arial"/>
+                <w:sz w:val="20"/>
+                <w:szCs w:val="20"/>
+              </w:rPr>
+              <w:t xml:space="preserve"> sec</w:t>
             </w:r>
           </w:p>
         </w:tc>
@@ -18815,7 +18863,23 @@
                 <w:sz w:val="20"/>
                 <w:szCs w:val="20"/>
               </w:rPr>
-              <w:t>Timeout: 30 sec</w:t>
+              <w:t xml:space="preserve">Timeout: </w:t>
+            </w:r>
+            <w:r>
+              <w:rPr>
+                <w:rFonts w:cs="Arial"/>
+                <w:sz w:val="20"/>
+                <w:szCs w:val="20"/>
+              </w:rPr>
+              <w:t>2</w:t>
+            </w:r>
+            <w:r>
+              <w:rPr>
+                <w:rFonts w:cs="Arial"/>
+                <w:sz w:val="20"/>
+                <w:szCs w:val="20"/>
+              </w:rPr>
+              <w:t>0 sec</w:t>
             </w:r>
           </w:p>
           <w:p>
@@ -18834,7 +18898,23 @@
                 <w:sz w:val="20"/>
                 <w:szCs w:val="20"/>
               </w:rPr>
-              <w:t>Circuit Breaker: 20 calls</w:t>
+              <w:t xml:space="preserve">Circuit Breaker: </w:t>
+            </w:r>
+            <w:r>
+              <w:rPr>
+                <w:rFonts w:cs="Arial"/>
+                <w:sz w:val="20"/>
+                <w:szCs w:val="20"/>
+              </w:rPr>
+              <w:t>1</w:t>
+            </w:r>
+            <w:r>
+              <w:rPr>
+                <w:rFonts w:cs="Arial"/>
+                <w:sz w:val="20"/>
+                <w:szCs w:val="20"/>
+              </w:rPr>
+              <w:t>0 calls</w:t>
             </w:r>
           </w:p>
           <w:p>
@@ -18853,7 +18933,23 @@
                 <w:sz w:val="20"/>
                 <w:szCs w:val="20"/>
               </w:rPr>
-              <w:t>Circuit Breaker Interval: 50 sec</w:t>
+              <w:t xml:space="preserve">Circuit Breaker Interval: </w:t>
+            </w:r>
+            <w:r>
+              <w:rPr>
+                <w:rFonts w:cs="Arial"/>
+                <w:sz w:val="20"/>
+                <w:szCs w:val="20"/>
+              </w:rPr>
+              <w:t>6</w:t>
+            </w:r>
+            <w:r>
+              <w:rPr>
+                <w:rFonts w:cs="Arial"/>
+                <w:sz w:val="20"/>
+                <w:szCs w:val="20"/>
+              </w:rPr>
+              <w:t>0 sec</w:t>
             </w:r>
           </w:p>
         </w:tc>
@@ -20543,7 +20639,23 @@
                 <w:sz w:val="20"/>
                 <w:szCs w:val="20"/>
               </w:rPr>
-              <w:t>Timeout: 30 sec</w:t>
+              <w:t xml:space="preserve">Timeout: </w:t>
+            </w:r>
+            <w:r>
+              <w:rPr>
+                <w:rFonts w:cs="Arial"/>
+                <w:sz w:val="20"/>
+                <w:szCs w:val="20"/>
+              </w:rPr>
+              <w:t>15</w:t>
+            </w:r>
+            <w:r>
+              <w:rPr>
+                <w:rFonts w:cs="Arial"/>
+                <w:sz w:val="20"/>
+                <w:szCs w:val="20"/>
+              </w:rPr>
+              <w:t xml:space="preserve"> sec</w:t>
             </w:r>
           </w:p>
           <w:p>
@@ -20562,7 +20674,23 @@
                 <w:sz w:val="20"/>
                 <w:szCs w:val="20"/>
               </w:rPr>
-              <w:t>Circuit Breaker: 20 calls</w:t>
+              <w:t xml:space="preserve">Circuit Breaker: </w:t>
+            </w:r>
+            <w:r>
+              <w:rPr>
+                <w:rFonts w:cs="Arial"/>
+                <w:sz w:val="20"/>
+                <w:szCs w:val="20"/>
+              </w:rPr>
+              <w:t>10</w:t>
+            </w:r>
+            <w:r>
+              <w:rPr>
+                <w:rFonts w:cs="Arial"/>
+                <w:sz w:val="20"/>
+                <w:szCs w:val="20"/>
+              </w:rPr>
+              <w:t xml:space="preserve"> calls</w:t>
             </w:r>
           </w:p>
           <w:p>
@@ -20581,7 +20709,23 @@
                 <w:sz w:val="20"/>
                 <w:szCs w:val="20"/>
               </w:rPr>
-              <w:t>Circuit Breaker Interval: 50 sec</w:t>
+              <w:t xml:space="preserve">Circuit Breaker Interval: </w:t>
+            </w:r>
+            <w:r>
+              <w:rPr>
+                <w:rFonts w:cs="Arial"/>
+                <w:sz w:val="20"/>
+                <w:szCs w:val="20"/>
+              </w:rPr>
+              <w:t>6</w:t>
+            </w:r>
+            <w:r>
+              <w:rPr>
+                <w:rFonts w:cs="Arial"/>
+                <w:sz w:val="20"/>
+                <w:szCs w:val="20"/>
+              </w:rPr>
+              <w:t>0 sec</w:t>
             </w:r>
           </w:p>
         </w:tc>
@@ -25362,7 +25506,23 @@
                 <w:sz w:val="20"/>
                 <w:szCs w:val="20"/>
               </w:rPr>
-              <w:t>Timeout: 30 sec</w:t>
+              <w:t xml:space="preserve">Timeout: </w:t>
+            </w:r>
+            <w:r>
+              <w:rPr>
+                <w:rFonts w:cs="Arial"/>
+                <w:sz w:val="20"/>
+                <w:szCs w:val="20"/>
+              </w:rPr>
+              <w:t>15</w:t>
+            </w:r>
+            <w:r>
+              <w:rPr>
+                <w:rFonts w:cs="Arial"/>
+                <w:sz w:val="20"/>
+                <w:szCs w:val="20"/>
+              </w:rPr>
+              <w:t xml:space="preserve"> sec</w:t>
             </w:r>
           </w:p>
           <w:p>
@@ -25381,7 +25541,23 @@
                 <w:sz w:val="20"/>
                 <w:szCs w:val="20"/>
               </w:rPr>
-              <w:t>Circuit Breaker: 20 calls</w:t>
+              <w:t xml:space="preserve">Circuit Breaker: </w:t>
+            </w:r>
+            <w:r>
+              <w:rPr>
+                <w:rFonts w:cs="Arial"/>
+                <w:sz w:val="20"/>
+                <w:szCs w:val="20"/>
+              </w:rPr>
+              <w:t>10</w:t>
+            </w:r>
+            <w:r>
+              <w:rPr>
+                <w:rFonts w:cs="Arial"/>
+                <w:sz w:val="20"/>
+                <w:szCs w:val="20"/>
+              </w:rPr>
+              <w:t xml:space="preserve"> calls</w:t>
             </w:r>
           </w:p>
           <w:p>
@@ -25400,7 +25576,23 @@
                 <w:sz w:val="20"/>
                 <w:szCs w:val="20"/>
               </w:rPr>
-              <w:t>Circuit Breaker Interval: 50 sec</w:t>
+              <w:t xml:space="preserve">Circuit Breaker Interval: </w:t>
+            </w:r>
+            <w:r>
+              <w:rPr>
+                <w:rFonts w:cs="Arial"/>
+                <w:sz w:val="20"/>
+                <w:szCs w:val="20"/>
+              </w:rPr>
+              <w:t>60</w:t>
+            </w:r>
+            <w:r>
+              <w:rPr>
+                <w:rFonts w:cs="Arial"/>
+                <w:sz w:val="20"/>
+                <w:szCs w:val="20"/>
+              </w:rPr>
+              <w:t xml:space="preserve"> sec</w:t>
             </w:r>
           </w:p>
         </w:tc>
@@ -29377,7 +29569,7 @@
           <w:szCs w:val="20"/>
         </w:rPr>
         <w:drawing>
-          <wp:inline distT="0" distB="0" distL="0" distR="0" wp14:anchorId="48350555" wp14:editId="1782C3EF">
+          <wp:inline distT="0" distB="0" distL="0" distR="0" wp14:anchorId="48350555" wp14:editId="58E2EE32">
             <wp:extent cx="6296025" cy="2693670"/>
             <wp:effectExtent l="0" t="0" r="9525" b="0"/>
             <wp:docPr id="38" name="Picture 38" descr="Graphical user interface, text, application, email&#10;&#10;Description automatically generated"/>
@@ -43086,6 +43278,7 @@
   <w:style w:type="character" w:default="1" w:styleId="DefaultParagraphFont">
     <w:name w:val="Default Paragraph Font"/>
     <w:uiPriority w:val="1"/>
+    <w:semiHidden/>
     <w:unhideWhenUsed/>
   </w:style>
   <w:style w:type="table" w:default="1" w:styleId="TableNormal">
